--- a/reports/Report_2026-05-06.docx
+++ b/reports/Report_2026-05-06.docx
@@ -12,12 +12,12 @@
     </w:p>
     <w:p>
       <w:r>
-        <w:t>Timestamp: 2026-05-06T09:36:01Z</w:t>
+        <w:t>Timestamp: 2026-05-06T09:45:24Z</w:t>
       </w:r>
     </w:p>
     <w:p>
       <w:r>
-        <w:t>Quote of the Day: If you do not change direction, you may end up where you are heading.</w:t>
+        <w:t>Quote of the Day: Always be a first rate version of yourself and not a second rate version of someone else.</w:t>
       </w:r>
     </w:p>
     <w:p>

--- a/reports/Report_2026-05-06.docx
+++ b/reports/Report_2026-05-06.docx
@@ -12,12 +12,12 @@
     </w:p>
     <w:p>
       <w:r>
-        <w:t>Timestamp: 2026-05-06T09:45:24Z</w:t>
+        <w:t>Timestamp: 2026-05-06T10:24:20Z</w:t>
       </w:r>
     </w:p>
     <w:p>
       <w:r>
-        <w:t>Quote of the Day: Always be a first rate version of yourself and not a second rate version of someone else.</w:t>
+        <w:t xml:space="preserve">Quote of the Day: Evil is whatever distracts. </w:t>
       </w:r>
     </w:p>
     <w:p>

--- a/reports/Report_2026-05-06.docx
+++ b/reports/Report_2026-05-06.docx
@@ -12,12 +12,12 @@
     </w:p>
     <w:p>
       <w:r>
-        <w:t>Timestamp: 2026-05-06T10:24:20Z</w:t>
+        <w:t>Timestamp: 2026-05-06T10:29:10Z</w:t>
       </w:r>
     </w:p>
     <w:p>
       <w:r>
-        <w:t xml:space="preserve">Quote of the Day: Evil is whatever distracts. </w:t>
+        <w:t xml:space="preserve">Quote of the Day: Thinking will not overcome fear but action will. </w:t>
       </w:r>
     </w:p>
     <w:p>
